--- a/StepCat_Quick_Start_Guide_v246.3.6.docx
+++ b/StepCat_Quick_Start_Guide_v246.3.6.docx
@@ -1925,6 +1925,209 @@
         </w:tc>
       </w:tr>
     </w:tbl>
+    <w:p>
+      <w:r>
+        <w:br w:type="page"/>
+      </w:r>
+    </w:p>
+    <w:p>
+      <w:pPr>
+        <w:pStyle w:val="Heading1"/>
+        <w:jc w:val="left"/>
+      </w:pPr>
+      <w:r>
+        <w:t>10. Send feedback from Help</w:t>
+      </w:r>
+    </w:p>
+    <w:p>
+      <w:pPr>
+        <w:spacing w:after="160"/>
+      </w:pPr>
+      <w:r>
+        <w:t>Open Help (?), scroll to Guides &amp; Downloads, and tap Write Feedback. The feedback form opens over the Help drawer, so Cancel returns to the same location.</w:t>
+      </w:r>
+    </w:p>
+    <w:p>
+      <w:pPr>
+        <w:pStyle w:val="ListNumber"/>
+      </w:pPr>
+      <w:r>
+        <w:t>Enter a question, issue, or suggestion.</w:t>
+      </w:r>
+    </w:p>
+    <w:p>
+      <w:pPr>
+        <w:pStyle w:val="ListNumber"/>
+      </w:pPr>
+      <w:r>
+        <w:t>Tap Send Feedback.</w:t>
+      </w:r>
+    </w:p>
+    <w:p>
+      <w:pPr>
+        <w:pStyle w:val="ListNumber"/>
+      </w:pPr>
+      <w:r>
+        <w:t>Review the prepared recipient, subject, and message in your email app.</w:t>
+      </w:r>
+    </w:p>
+    <w:p>
+      <w:pPr>
+        <w:pStyle w:val="ListNumber"/>
+      </w:pPr>
+      <w:r>
+        <w:t>Send the email, then swipe back or return to StepCat. Help remains open at the same location when the browser preserves the page.</w:t>
+      </w:r>
+    </w:p>
+    <w:tbl>
+      <w:tblPr>
+        <w:tblW w:type="auto" w:w="0"/>
+        <w:tblLayout w:type="fixed"/>
+        <w:tblLook w:firstColumn="1" w:firstRow="1" w:lastColumn="0" w:lastRow="0" w:noHBand="0" w:noVBand="1" w:val="04A0"/>
+        <w:tblBorders>
+          <w:top w:val="nil"/>
+          <w:left w:val="nil"/>
+          <w:bottom w:val="nil"/>
+          <w:right w:val="nil"/>
+          <w:insideH w:val="nil"/>
+          <w:insideV w:val="nil"/>
+        </w:tblBorders>
+      </w:tblPr>
+      <w:tblGrid>
+        <w:gridCol w:w="5328"/>
+        <w:gridCol w:w="5328"/>
+      </w:tblGrid>
+      <w:tr>
+        <w:tc>
+          <w:tcPr>
+            <w:tcW w:type="dxa" w:w="4608"/>
+            <w:vAlign w:val="top"/>
+          </w:tcPr>
+          <w:p>
+            <w:pPr>
+              <w:jc w:val="center"/>
+            </w:pPr>
+            <w:r>
+              <w:drawing>
+                <wp:inline xmlns:a="http://schemas.openxmlformats.org/drawingml/2006/main" xmlns:pic="http://schemas.openxmlformats.org/drawingml/2006/picture">
+                  <wp:extent cx="2743200" cy="2446734"/>
+                  <wp:docPr id="18" name="Picture 18"/>
+                  <wp:cNvGraphicFramePr>
+                    <a:graphicFrameLocks noChangeAspect="1"/>
+                  </wp:cNvGraphicFramePr>
+                  <a:graphic>
+                    <a:graphicData uri="http://schemas.openxmlformats.org/drawingml/2006/picture">
+                      <pic:pic>
+                        <pic:nvPicPr>
+                          <pic:cNvPr id="0" name="18-feedback-dialog.jpg"/>
+                          <pic:cNvPicPr/>
+                        </pic:nvPicPr>
+                        <pic:blipFill>
+                          <a:blip r:embed="rId27"/>
+                          <a:stretch>
+                            <a:fillRect/>
+                          </a:stretch>
+                        </pic:blipFill>
+                        <pic:spPr>
+                          <a:xfrm>
+                            <a:off x="0" y="0"/>
+                            <a:ext cx="2743200" cy="2446734"/>
+                          </a:xfrm>
+                          <a:prstGeom prst="rect"/>
+                        </pic:spPr>
+                      </pic:pic>
+                    </a:graphicData>
+                  </a:graphic>
+                </wp:inline>
+              </w:drawing>
+            </w:r>
+          </w:p>
+          <w:p>
+            <w:pPr>
+              <w:jc w:val="center"/>
+            </w:pPr>
+            <w:r>
+              <w:rPr>
+                <w:b/>
+                <w:sz w:val="18"/>
+              </w:rPr>
+              <w:t>Enter a question, issue, or suggestion</w:t>
+            </w:r>
+          </w:p>
+        </w:tc>
+        <w:tc>
+          <w:tcPr>
+            <w:tcW w:type="dxa" w:w="4608"/>
+            <w:vAlign w:val="top"/>
+          </w:tcPr>
+          <w:p>
+            <w:pPr>
+              <w:jc w:val="center"/>
+            </w:pPr>
+            <w:r>
+              <w:drawing>
+                <wp:inline xmlns:a="http://schemas.openxmlformats.org/drawingml/2006/main" xmlns:pic="http://schemas.openxmlformats.org/drawingml/2006/picture">
+                  <wp:extent cx="2743200" cy="2055980"/>
+                  <wp:docPr id="19" name="Picture 19"/>
+                  <wp:cNvGraphicFramePr>
+                    <a:graphicFrameLocks noChangeAspect="1"/>
+                  </wp:cNvGraphicFramePr>
+                  <a:graphic>
+                    <a:graphicData uri="http://schemas.openxmlformats.org/drawingml/2006/picture">
+                      <pic:pic>
+                        <pic:nvPicPr>
+                          <pic:cNvPr id="0" name="19-feedback-email-prepared.jpg"/>
+                          <pic:cNvPicPr/>
+                        </pic:nvPicPr>
+                        <pic:blipFill>
+                          <a:blip r:embed="rId28"/>
+                          <a:stretch>
+                            <a:fillRect/>
+                          </a:stretch>
+                        </pic:blipFill>
+                        <pic:spPr>
+                          <a:xfrm>
+                            <a:off x="0" y="0"/>
+                            <a:ext cx="2743200" cy="2055980"/>
+                          </a:xfrm>
+                          <a:prstGeom prst="rect"/>
+                        </pic:spPr>
+                      </pic:pic>
+                    </a:graphicData>
+                  </a:graphic>
+                </wp:inline>
+              </w:drawing>
+            </w:r>
+          </w:p>
+          <w:p>
+            <w:pPr>
+              <w:jc w:val="center"/>
+            </w:pPr>
+            <w:r>
+              <w:rPr>
+                <w:b/>
+                <w:sz w:val="18"/>
+              </w:rPr>
+              <w:t>Email opens with the message prepared</w:t>
+            </w:r>
+          </w:p>
+        </w:tc>
+      </w:tr>
+    </w:tbl>
+    <w:p>
+      <w:pPr>
+        <w:jc w:val="left"/>
+      </w:pPr>
+      <w:r>
+        <w:rPr>
+          <w:b/>
+        </w:rPr>
+        <w:t xml:space="preserve">Privacy note: </w:t>
+      </w:r>
+      <w:r>
+        <w:t>The addresses shown in the guide image are generic examples. StepCat does not place a feedback email address in the workbook. The actual recipient appears only when the device prepares the email.</w:t>
+      </w:r>
+    </w:p>
     <w:sectPr>
       <w:footerReference w:type="default" r:id="rId9"/>
       <w:pgSz w:w="12240" w:h="15840"/>
